--- a/Real Life QA examples.docx
+++ b/Real Life QA examples.docx
@@ -7,15 +7,32 @@
         <w:pStyle w:val="Heading1"/>
       </w:pPr>
       <w:bookmarkStart w:id="0" w:name="_Toc225343619"/>
-      <w:r>
-        <w:t xml:space="preserve">Quality Assurance </w:t>
+      <w:bookmarkStart w:id="1" w:name="_Toc226748656"/>
+      <w:r>
+        <w:t>Quality Assurance</w:t>
+      </w:r>
+      <w:bookmarkEnd w:id="1"/>
+      <w:r>
+        <w:t xml:space="preserve"> </w:t>
       </w:r>
       <w:bookmarkEnd w:id="0"/>
     </w:p>
     <w:p/>
     <w:p>
       <w:r>
-        <w:t>Quality Assurance is a skill one does not have the ability to turn off once acquired.  These are real world examples I found</w:t>
+        <w:t xml:space="preserve">Quality Assurance is a skill </w:t>
+      </w:r>
+      <w:r>
+        <w:t>I do not</w:t>
+      </w:r>
+      <w:r>
+        <w:t xml:space="preserve"> have the ability to turn of</w:t>
+      </w:r>
+      <w:r>
+        <w:t>f</w:t>
+      </w:r>
+      <w:r>
+        <w:t>.  These are real world examples I found</w:t>
       </w:r>
       <w:r>
         <w:t xml:space="preserve"> in my job search</w:t>
@@ -30,19 +47,34 @@
         <w:t xml:space="preserve">This document provides </w:t>
       </w:r>
       <w:r>
-        <w:t>real world example</w:t>
-      </w:r>
-      <w:r>
-        <w:t>s</w:t>
-      </w:r>
-      <w:r>
-        <w:t xml:space="preserve"> of issues found in my job search.</w:t>
+        <w:t xml:space="preserve">insight and </w:t>
+      </w:r>
+      <w:r>
+        <w:t>analysis as to what I am seeing</w:t>
+      </w:r>
+      <w:r>
+        <w:t>.</w:t>
       </w:r>
       <w:r>
         <w:t xml:space="preserve"> These are examples I have posted on LinkedIn</w:t>
       </w:r>
       <w:r>
-        <w:t>. They are meant as examples of what needs to be fixed and continuous improvement</w:t>
+        <w:t xml:space="preserve">. </w:t>
+      </w:r>
+      <w:r>
+        <w:t>Proof that I p</w:t>
+      </w:r>
+      <w:r>
+        <w:t>ay crazy attention to detail</w:t>
+      </w:r>
+      <w:r>
+        <w:t>s.</w:t>
+      </w:r>
+      <w:r>
+        <w:t> </w:t>
+      </w:r>
+      <w:r>
+        <w:t>They are meant as examples of what needs to be fixed and continuous improvement</w:t>
       </w:r>
       <w:r>
         <w:t>s.</w:t>
@@ -50,6 +82,14 @@
     </w:p>
     <w:sdt>
       <w:sdtPr>
+        <w:rPr>
+          <w:rFonts w:asciiTheme="minorHAnsi" w:eastAsiaTheme="minorHAnsi" w:hAnsiTheme="minorHAnsi" w:cstheme="minorBidi"/>
+          <w:color w:val="auto"/>
+          <w:kern w:val="2"/>
+          <w:sz w:val="24"/>
+          <w:szCs w:val="24"/>
+          <w14:ligatures w14:val="standardContextual"/>
+        </w:rPr>
         <w:id w:val="1475882600"/>
         <w:docPartObj>
           <w:docPartGallery w:val="Table of Contents"/>
@@ -58,15 +98,9 @@
       </w:sdtPr>
       <w:sdtEndPr>
         <w:rPr>
-          <w:rFonts w:asciiTheme="minorHAnsi" w:eastAsiaTheme="minorHAnsi" w:hAnsiTheme="minorHAnsi" w:cstheme="minorBidi"/>
           <w:b/>
           <w:bCs/>
           <w:noProof/>
-          <w:color w:val="auto"/>
-          <w:kern w:val="2"/>
-          <w:sz w:val="24"/>
-          <w:szCs w:val="24"/>
-          <w14:ligatures w14:val="standardContextual"/>
         </w:rPr>
       </w:sdtEndPr>
       <w:sdtContent>
@@ -98,6 +132,7 @@
           <w:r>
             <w:fldChar w:fldCharType="separate"/>
           </w:r>
+          <w:hyperlink w:anchor="_Toc226748656" w:history="1"/>
         </w:p>
         <w:p>
           <w:pPr>
@@ -110,7 +145,7 @@
               <w:noProof/>
             </w:rPr>
           </w:pPr>
-          <w:hyperlink w:anchor="_Toc225343620" w:history="1">
+          <w:hyperlink w:anchor="_Toc226748657" w:history="1">
             <w:r>
               <w:rPr>
                 <w:rStyle w:val="Hyperlink"/>
@@ -137,7 +172,7 @@
                 <w:noProof/>
                 <w:webHidden/>
               </w:rPr>
-              <w:instrText xml:space="preserve"> PAGEREF _Toc225343620 \h </w:instrText>
+              <w:instrText xml:space="preserve"> PAGEREF _Toc226748657 \h </w:instrText>
             </w:r>
             <w:r>
               <w:rPr>
@@ -179,7 +214,7 @@
               <w:noProof/>
             </w:rPr>
           </w:pPr>
-          <w:hyperlink w:anchor="_Toc225343621" w:history="1">
+          <w:hyperlink w:anchor="_Toc226748658" w:history="1">
             <w:r>
               <w:rPr>
                 <w:rStyle w:val="Hyperlink"/>
@@ -206,7 +241,7 @@
                 <w:noProof/>
                 <w:webHidden/>
               </w:rPr>
-              <w:instrText xml:space="preserve"> PAGEREF _Toc225343621 \h </w:instrText>
+              <w:instrText xml:space="preserve"> PAGEREF _Toc226748658 \h </w:instrText>
             </w:r>
             <w:r>
               <w:rPr>
@@ -248,7 +283,7 @@
               <w:noProof/>
             </w:rPr>
           </w:pPr>
-          <w:hyperlink w:anchor="_Toc225343622" w:history="1">
+          <w:hyperlink w:anchor="_Toc226748659" w:history="1">
             <w:r>
               <w:rPr>
                 <w:rStyle w:val="Hyperlink"/>
@@ -275,7 +310,7 @@
                 <w:noProof/>
                 <w:webHidden/>
               </w:rPr>
-              <w:instrText xml:space="preserve"> PAGEREF _Toc225343622 \h </w:instrText>
+              <w:instrText xml:space="preserve"> PAGEREF _Toc226748659 \h </w:instrText>
             </w:r>
             <w:r>
               <w:rPr>
@@ -317,7 +352,7 @@
               <w:noProof/>
             </w:rPr>
           </w:pPr>
-          <w:hyperlink w:anchor="_Toc225343623" w:history="1">
+          <w:hyperlink w:anchor="_Toc226748660" w:history="1">
             <w:r>
               <w:rPr>
                 <w:rStyle w:val="Hyperlink"/>
@@ -344,7 +379,7 @@
                 <w:noProof/>
                 <w:webHidden/>
               </w:rPr>
-              <w:instrText xml:space="preserve"> PAGEREF _Toc225343623 \h </w:instrText>
+              <w:instrText xml:space="preserve"> PAGEREF _Toc226748660 \h </w:instrText>
             </w:r>
             <w:r>
               <w:rPr>
@@ -386,7 +421,7 @@
               <w:noProof/>
             </w:rPr>
           </w:pPr>
-          <w:hyperlink w:anchor="_Toc225343624" w:history="1">
+          <w:hyperlink w:anchor="_Toc226748661" w:history="1">
             <w:r>
               <w:rPr>
                 <w:rStyle w:val="Hyperlink"/>
@@ -413,7 +448,7 @@
                 <w:noProof/>
                 <w:webHidden/>
               </w:rPr>
-              <w:instrText xml:space="preserve"> PAGEREF _Toc225343624 \h </w:instrText>
+              <w:instrText xml:space="preserve"> PAGEREF _Toc226748661 \h </w:instrText>
             </w:r>
             <w:r>
               <w:rPr>
@@ -455,7 +490,7 @@
               <w:noProof/>
             </w:rPr>
           </w:pPr>
-          <w:hyperlink w:anchor="_Toc225343625" w:history="1">
+          <w:hyperlink w:anchor="_Toc226748662" w:history="1">
             <w:r>
               <w:rPr>
                 <w:rStyle w:val="Hyperlink"/>
@@ -482,7 +517,7 @@
                 <w:noProof/>
                 <w:webHidden/>
               </w:rPr>
-              <w:instrText xml:space="preserve"> PAGEREF _Toc225343625 \h </w:instrText>
+              <w:instrText xml:space="preserve"> PAGEREF _Toc226748662 \h </w:instrText>
             </w:r>
             <w:r>
               <w:rPr>
@@ -524,7 +559,7 @@
               <w:noProof/>
             </w:rPr>
           </w:pPr>
-          <w:hyperlink w:anchor="_Toc225343626" w:history="1">
+          <w:hyperlink w:anchor="_Toc226748663" w:history="1">
             <w:r>
               <w:rPr>
                 <w:rStyle w:val="Hyperlink"/>
@@ -551,7 +586,7 @@
                 <w:noProof/>
                 <w:webHidden/>
               </w:rPr>
-              <w:instrText xml:space="preserve"> PAGEREF _Toc225343626 \h </w:instrText>
+              <w:instrText xml:space="preserve"> PAGEREF _Toc226748663 \h </w:instrText>
             </w:r>
             <w:r>
               <w:rPr>
@@ -593,7 +628,7 @@
               <w:noProof/>
             </w:rPr>
           </w:pPr>
-          <w:hyperlink w:anchor="_Toc225343627" w:history="1">
+          <w:hyperlink w:anchor="_Toc226748664" w:history="1">
             <w:r>
               <w:rPr>
                 <w:rStyle w:val="Hyperlink"/>
@@ -620,7 +655,7 @@
                 <w:noProof/>
                 <w:webHidden/>
               </w:rPr>
-              <w:instrText xml:space="preserve"> PAGEREF _Toc225343627 \h </w:instrText>
+              <w:instrText xml:space="preserve"> PAGEREF _Toc226748664 \h </w:instrText>
             </w:r>
             <w:r>
               <w:rPr>
@@ -662,7 +697,7 @@
               <w:noProof/>
             </w:rPr>
           </w:pPr>
-          <w:hyperlink w:anchor="_Toc225343628" w:history="1">
+          <w:hyperlink w:anchor="_Toc226748665" w:history="1">
             <w:r>
               <w:rPr>
                 <w:rStyle w:val="Hyperlink"/>
@@ -689,7 +724,7 @@
                 <w:noProof/>
                 <w:webHidden/>
               </w:rPr>
-              <w:instrText xml:space="preserve"> PAGEREF _Toc225343628 \h </w:instrText>
+              <w:instrText xml:space="preserve"> PAGEREF _Toc226748665 \h </w:instrText>
             </w:r>
             <w:r>
               <w:rPr>
@@ -710,6 +745,144 @@
                 <w:webHidden/>
               </w:rPr>
               <w:t>26</w:t>
+            </w:r>
+            <w:r>
+              <w:rPr>
+                <w:noProof/>
+                <w:webHidden/>
+              </w:rPr>
+              <w:fldChar w:fldCharType="end"/>
+            </w:r>
+          </w:hyperlink>
+        </w:p>
+        <w:p>
+          <w:pPr>
+            <w:pStyle w:val="TOC2"/>
+            <w:tabs>
+              <w:tab w:val="right" w:leader="dot" w:pos="10790"/>
+            </w:tabs>
+            <w:rPr>
+              <w:rFonts w:eastAsiaTheme="minorEastAsia"/>
+              <w:noProof/>
+            </w:rPr>
+          </w:pPr>
+          <w:hyperlink w:anchor="_Toc226748666" w:history="1">
+            <w:r>
+              <w:rPr>
+                <w:rStyle w:val="Hyperlink"/>
+                <w:noProof/>
+              </w:rPr>
+              <w:t>Little Bobby Tables</w:t>
+            </w:r>
+            <w:r>
+              <w:rPr>
+                <w:noProof/>
+                <w:webHidden/>
+              </w:rPr>
+              <w:tab/>
+            </w:r>
+            <w:r>
+              <w:rPr>
+                <w:noProof/>
+                <w:webHidden/>
+              </w:rPr>
+              <w:fldChar w:fldCharType="begin"/>
+            </w:r>
+            <w:r>
+              <w:rPr>
+                <w:noProof/>
+                <w:webHidden/>
+              </w:rPr>
+              <w:instrText xml:space="preserve"> PAGEREF _Toc226748666 \h </w:instrText>
+            </w:r>
+            <w:r>
+              <w:rPr>
+                <w:noProof/>
+                <w:webHidden/>
+              </w:rPr>
+            </w:r>
+            <w:r>
+              <w:rPr>
+                <w:noProof/>
+                <w:webHidden/>
+              </w:rPr>
+              <w:fldChar w:fldCharType="separate"/>
+            </w:r>
+            <w:r>
+              <w:rPr>
+                <w:noProof/>
+                <w:webHidden/>
+              </w:rPr>
+              <w:t>27</w:t>
+            </w:r>
+            <w:r>
+              <w:rPr>
+                <w:noProof/>
+                <w:webHidden/>
+              </w:rPr>
+              <w:fldChar w:fldCharType="end"/>
+            </w:r>
+          </w:hyperlink>
+        </w:p>
+        <w:p>
+          <w:pPr>
+            <w:pStyle w:val="TOC2"/>
+            <w:tabs>
+              <w:tab w:val="right" w:leader="dot" w:pos="10790"/>
+            </w:tabs>
+            <w:rPr>
+              <w:rFonts w:eastAsiaTheme="minorEastAsia"/>
+              <w:noProof/>
+            </w:rPr>
+          </w:pPr>
+          <w:hyperlink w:anchor="_Toc226748667" w:history="1">
+            <w:r>
+              <w:rPr>
+                <w:rStyle w:val="Hyperlink"/>
+                <w:noProof/>
+              </w:rPr>
+              <w:t>The Pinterest Thumbnail</w:t>
+            </w:r>
+            <w:r>
+              <w:rPr>
+                <w:noProof/>
+                <w:webHidden/>
+              </w:rPr>
+              <w:tab/>
+            </w:r>
+            <w:r>
+              <w:rPr>
+                <w:noProof/>
+                <w:webHidden/>
+              </w:rPr>
+              <w:fldChar w:fldCharType="begin"/>
+            </w:r>
+            <w:r>
+              <w:rPr>
+                <w:noProof/>
+                <w:webHidden/>
+              </w:rPr>
+              <w:instrText xml:space="preserve"> PAGEREF _Toc226748667 \h </w:instrText>
+            </w:r>
+            <w:r>
+              <w:rPr>
+                <w:noProof/>
+                <w:webHidden/>
+              </w:rPr>
+            </w:r>
+            <w:r>
+              <w:rPr>
+                <w:noProof/>
+                <w:webHidden/>
+              </w:rPr>
+              <w:fldChar w:fldCharType="separate"/>
+            </w:r>
+            <w:r>
+              <w:rPr>
+                <w:noProof/>
+                <w:webHidden/>
+              </w:rPr>
+              <w:t>29</w:t>
             </w:r>
             <w:r>
               <w:rPr>
@@ -755,14 +928,14 @@
       <w:pPr>
         <w:pStyle w:val="Heading2"/>
       </w:pPr>
-      <w:bookmarkStart w:id="1" w:name="_Toc225343620"/>
+      <w:bookmarkStart w:id="2" w:name="_Toc226748657"/>
       <w:r>
         <w:t>Incorrect Password Loop</w:t>
       </w:r>
       <w:r>
         <w:t>.</w:t>
       </w:r>
-      <w:bookmarkEnd w:id="1"/>
+      <w:bookmarkEnd w:id="2"/>
       <w:r>
         <w:t xml:space="preserve"> </w:t>
       </w:r>
@@ -884,7 +1057,7 @@
       <w:pPr>
         <w:pStyle w:val="Heading2"/>
       </w:pPr>
-      <w:bookmarkStart w:id="2" w:name="_Toc225343621"/>
+      <w:bookmarkStart w:id="3" w:name="_Toc226748658"/>
       <w:proofErr w:type="gramStart"/>
       <w:r>
         <w:lastRenderedPageBreak/>
@@ -935,7 +1108,7 @@
       <w:r>
         <w:t>ob?</w:t>
       </w:r>
-      <w:bookmarkEnd w:id="2"/>
+      <w:bookmarkEnd w:id="3"/>
     </w:p>
     <w:p>
       <w:hyperlink r:id="rId9" w:history="1">
@@ -1491,12 +1664,12 @@
       <w:pPr>
         <w:pStyle w:val="Heading2"/>
       </w:pPr>
-      <w:bookmarkStart w:id="3" w:name="_Toc225343622"/>
+      <w:bookmarkStart w:id="4" w:name="_Toc226748659"/>
       <w:r>
         <w:lastRenderedPageBreak/>
         <w:t>“22 Errors and I Have No Job”</w:t>
       </w:r>
-      <w:bookmarkEnd w:id="3"/>
+      <w:bookmarkEnd w:id="4"/>
     </w:p>
     <w:p>
       <w:pPr>
@@ -2043,7 +2216,7 @@
       <w:pPr>
         <w:pStyle w:val="Heading2"/>
       </w:pPr>
-      <w:bookmarkStart w:id="4" w:name="_Toc225343623"/>
+      <w:bookmarkStart w:id="5" w:name="_Toc226748660"/>
       <w:r>
         <w:lastRenderedPageBreak/>
         <w:t>Philippines</w:t>
@@ -2051,7 +2224,7 @@
       <w:r>
         <w:t xml:space="preserve"> vs. Philly</w:t>
       </w:r>
-      <w:bookmarkEnd w:id="4"/>
+      <w:bookmarkEnd w:id="5"/>
     </w:p>
     <w:p>
       <w:hyperlink r:id="rId17" w:history="1">
@@ -2529,7 +2702,7 @@
       <w:pPr>
         <w:pStyle w:val="Heading2"/>
       </w:pPr>
-      <w:bookmarkStart w:id="5" w:name="_Toc225343624"/>
+      <w:bookmarkStart w:id="6" w:name="_Toc226748661"/>
       <w:r>
         <w:lastRenderedPageBreak/>
         <w:t>“</w:t>
@@ -2540,7 +2713,7 @@
       <w:r>
         <w:t>”</w:t>
       </w:r>
-      <w:bookmarkEnd w:id="5"/>
+      <w:bookmarkEnd w:id="6"/>
     </w:p>
     <w:p>
       <w:pPr>
@@ -2942,12 +3115,12 @@
       <w:pPr>
         <w:pStyle w:val="Heading2"/>
       </w:pPr>
-      <w:bookmarkStart w:id="6" w:name="_Toc225343625"/>
+      <w:bookmarkStart w:id="7" w:name="_Toc226748662"/>
       <w:r>
         <w:lastRenderedPageBreak/>
         <w:t>Blanking Out</w:t>
       </w:r>
-      <w:bookmarkEnd w:id="6"/>
+      <w:bookmarkEnd w:id="7"/>
     </w:p>
     <w:p>
       <w:hyperlink r:id="rId25" w:history="1">
@@ -3175,12 +3348,12 @@
       <w:pPr>
         <w:pStyle w:val="Heading2"/>
       </w:pPr>
-      <w:bookmarkStart w:id="7" w:name="_Toc225343626"/>
+      <w:bookmarkStart w:id="8" w:name="_Toc226748663"/>
       <w:r>
         <w:lastRenderedPageBreak/>
         <w:t>Kudos!</w:t>
       </w:r>
-      <w:bookmarkEnd w:id="7"/>
+      <w:bookmarkEnd w:id="8"/>
     </w:p>
     <w:p>
       <w:hyperlink r:id="rId27" w:history="1">
@@ -3298,7 +3471,7 @@
                 <w:noProof/>
               </w:rPr>
               <w:drawing>
-                <wp:inline distT="0" distB="0" distL="0" distR="0" wp14:anchorId="189BA368" wp14:editId="4D902E45">
+                <wp:inline distT="0" distB="0" distL="0" distR="0" wp14:anchorId="189BA368" wp14:editId="4FF14F10">
                   <wp:extent cx="2970106" cy="1441601"/>
                   <wp:effectExtent l="0" t="0" r="1905" b="6350"/>
                   <wp:docPr id="1270478066" name="Picture 13" descr="Salary Band on Paycom application page."/>
@@ -3358,7 +3531,7 @@
                 <w:noProof/>
               </w:rPr>
               <w:drawing>
-                <wp:inline distT="0" distB="0" distL="0" distR="0" wp14:anchorId="32504E36" wp14:editId="41BEDD88">
+                <wp:inline distT="0" distB="0" distL="0" distR="0" wp14:anchorId="32504E36" wp14:editId="7CD34454">
                   <wp:extent cx="3044613" cy="1578406"/>
                   <wp:effectExtent l="0" t="0" r="3810" b="3175"/>
                   <wp:docPr id="826284699" name="Picture 14" descr="Salary Band on ADP application."/>
@@ -3488,12 +3661,12 @@
       <w:pPr>
         <w:pStyle w:val="Heading2"/>
       </w:pPr>
-      <w:bookmarkStart w:id="8" w:name="_Toc225343627"/>
+      <w:bookmarkStart w:id="9" w:name="_Toc226748664"/>
       <w:r>
         <w:lastRenderedPageBreak/>
         <w:t>Curiosity Activated</w:t>
       </w:r>
-      <w:bookmarkEnd w:id="8"/>
+      <w:bookmarkEnd w:id="9"/>
     </w:p>
     <w:p>
       <w:hyperlink r:id="rId29" w:history="1">
@@ -3552,7 +3725,7 @@
       </w:pPr>
       <w:r>
         <w:pict w14:anchorId="70BBEC34">
-          <v:rect id="_x0000_i1113" style="width:438pt;height:.75pt" o:hrpct="0" o:hralign="center" o:hrstd="t" o:hr="t" fillcolor="#a0a0a0" stroked="f"/>
+          <v:rect id="_x0000_i1025" style="width:438pt;height:.75pt" o:hrpct="0" o:hralign="center" o:hrstd="t" o:hr="t" fillcolor="#a0a0a0" stroked="f"/>
         </w:pict>
       </w:r>
     </w:p>
@@ -3601,6 +3774,9 @@
     </w:p>
     <w:p>
       <w:r>
+        <w:rPr>
+          <w:noProof/>
+        </w:rPr>
         <w:drawing>
           <wp:inline distT="0" distB="0" distL="0" distR="0" wp14:anchorId="746168E5" wp14:editId="798F164B">
             <wp:extent cx="6858000" cy="3608070"/>
@@ -3691,6 +3867,9 @@
     </w:p>
     <w:p>
       <w:r>
+        <w:rPr>
+          <w:noProof/>
+        </w:rPr>
         <w:lastRenderedPageBreak/>
         <w:drawing>
           <wp:inline distT="0" distB="0" distL="0" distR="0" wp14:anchorId="58020982" wp14:editId="08CDD8F6">
@@ -3808,6 +3987,9 @@
     </w:p>
     <w:p>
       <w:r>
+        <w:rPr>
+          <w:noProof/>
+        </w:rPr>
         <w:lastRenderedPageBreak/>
         <w:drawing>
           <wp:inline distT="0" distB="0" distL="0" distR="0" wp14:anchorId="6133A4DB" wp14:editId="03C0DD65">
@@ -3916,6 +4098,9 @@
     </w:p>
     <w:p>
       <w:r>
+        <w:rPr>
+          <w:noProof/>
+        </w:rPr>
         <w:lastRenderedPageBreak/>
         <w:drawing>
           <wp:inline distT="0" distB="0" distL="0" distR="0" wp14:anchorId="15483D3A" wp14:editId="5545CE57">
@@ -4099,6 +4284,9 @@
         <w:ind w:left="360"/>
       </w:pPr>
       <w:r>
+        <w:rPr>
+          <w:noProof/>
+        </w:rPr>
         <w:drawing>
           <wp:anchor distT="0" distB="0" distL="114300" distR="114300" simplePos="0" relativeHeight="251666432" behindDoc="0" locked="0" layoutInCell="1" allowOverlap="1" wp14:anchorId="0F61A17B" wp14:editId="71EAB054">
             <wp:simplePos x="0" y="0"/>
@@ -4407,7 +4595,7 @@
     <w:p>
       <w:r>
         <w:pict w14:anchorId="2F7CA322">
-          <v:rect id="_x0000_i1119" style="width:438pt;height:.75pt" o:hrpct="0" o:hralign="center" o:hrstd="t" o:hr="t" fillcolor="#a0a0a0" stroked="f"/>
+          <v:rect id="_x0000_i1026" style="width:438pt;height:.75pt" o:hrpct="0" o:hralign="center" o:hrstd="t" o:hr="t" fillcolor="#a0a0a0" stroked="f"/>
         </w:pict>
       </w:r>
     </w:p>
@@ -4446,6 +4634,9 @@
     </w:p>
     <w:p>
       <w:r>
+        <w:rPr>
+          <w:noProof/>
+        </w:rPr>
         <w:drawing>
           <wp:inline distT="0" distB="0" distL="0" distR="0" wp14:anchorId="5B8B12B6" wp14:editId="7C2A9CC5">
             <wp:extent cx="6858000" cy="3368675"/>
@@ -4513,6 +4704,9 @@
         <w:ind w:left="720"/>
       </w:pPr>
       <w:r>
+        <w:rPr>
+          <w:noProof/>
+        </w:rPr>
         <w:lastRenderedPageBreak/>
         <w:drawing>
           <wp:inline distT="0" distB="0" distL="0" distR="0" wp14:anchorId="0159B546" wp14:editId="6C85ABF5">
@@ -4583,6 +4777,9 @@
         <w:jc w:val="center"/>
       </w:pPr>
       <w:r>
+        <w:rPr>
+          <w:noProof/>
+        </w:rPr>
         <w:drawing>
           <wp:inline distT="0" distB="0" distL="0" distR="0" wp14:anchorId="698BFA25" wp14:editId="4C31A352">
             <wp:extent cx="5669280" cy="1919681"/>
@@ -4694,10 +4891,7 @@
       </w:r>
       <w:proofErr w:type="spellEnd"/>
       <w:r>
-        <w:t>,</w:t>
-      </w:r>
-      <w:r>
-        <w:t xml:space="preserve"> an Alight competitor. I get turned down for a role. I inspect the application process by starting another application meant for deletion and I CAN NOT DELETE THE DRAFT! </w:t>
+        <w:t xml:space="preserve">, an Alight competitor. I get turned down for a role. I inspect the application process by starting another application meant for deletion and I CAN NOT DELETE THE DRAFT! </w:t>
       </w:r>
     </w:p>
     <w:p>
@@ -5346,67 +5540,60 @@
           <w:i/>
           <w:iCs/>
         </w:rPr>
-        <w:t xml:space="preserve"> experience.”</w:t>
-      </w:r>
-      <w:r>
-        <w:rPr>
-          <w:i/>
-          <w:iCs/>
-        </w:rPr>
+        <w:t xml:space="preserve"> experience.” </w:t>
+      </w:r>
+      <w:r>
         <w:t xml:space="preserve"> </w:t>
       </w:r>
+    </w:p>
+    <w:p>
+      <w:pPr>
+        <w:ind w:left="720"/>
+      </w:pPr>
+      <w:r>
+        <w:t>The proficiency line should be enough.</w:t>
+      </w:r>
+      <w:r>
+        <w:t xml:space="preserve"> If you can learn systems</w:t>
+      </w:r>
+      <w:r>
+        <w:t>, you should</w:t>
+      </w:r>
+      <w:r>
+        <w:t xml:space="preserve"> be able to learn </w:t>
+      </w:r>
+      <w:proofErr w:type="spellStart"/>
+      <w:r>
+        <w:t>Bswift</w:t>
+      </w:r>
+      <w:proofErr w:type="spellEnd"/>
+      <w:r>
+        <w:t xml:space="preserve"> on the fly like the phrase “quickly learn” would cover.</w:t>
+      </w:r>
+    </w:p>
+    <w:p/>
+    <w:p>
+      <w:r>
+        <w:t xml:space="preserve">I also take </w:t>
+      </w:r>
+      <w:r>
+        <w:t>umbrage</w:t>
+      </w:r>
+      <w:r>
+        <w:t xml:space="preserve"> at the lack of other software and systems use</w:t>
+      </w:r>
+      <w:r>
+        <w:t>d</w:t>
+      </w:r>
+      <w:r>
+        <w:t xml:space="preserve"> for this role.</w:t>
+      </w:r>
       <w:r>
         <w:t xml:space="preserve"> </w:t>
       </w:r>
-    </w:p>
-    <w:p>
-      <w:pPr>
-        <w:ind w:left="720"/>
-      </w:pPr>
-      <w:r>
-        <w:t>The proficiency line should be enough.</w:t>
-      </w:r>
-      <w:r>
-        <w:t xml:space="preserve"> If you can learn systems</w:t>
-      </w:r>
-      <w:r>
-        <w:t>, you should</w:t>
-      </w:r>
-      <w:r>
-        <w:t xml:space="preserve"> be able to learn </w:t>
-      </w:r>
-      <w:proofErr w:type="spellStart"/>
-      <w:r>
-        <w:t>Bswift</w:t>
-      </w:r>
-      <w:proofErr w:type="spellEnd"/>
-      <w:r>
-        <w:t xml:space="preserve"> on the fly like the phrase “quickly learn” would cover.</w:t>
-      </w:r>
-    </w:p>
-    <w:p/>
-    <w:p>
-      <w:r>
-        <w:t xml:space="preserve">I also take </w:t>
-      </w:r>
-      <w:r>
-        <w:t>umbrage</w:t>
-      </w:r>
-      <w:r>
-        <w:t xml:space="preserve"> at the lack of other software and systems use</w:t>
-      </w:r>
-      <w:r>
-        <w:t>d</w:t>
-      </w:r>
-      <w:r>
-        <w:t xml:space="preserve"> for this role.</w:t>
-      </w:r>
       <w:r>
         <w:t xml:space="preserve"> </w:t>
       </w:r>
-      <w:r>
-        <w:t xml:space="preserve"> </w:t>
-      </w:r>
     </w:p>
     <w:p>
       <w:r>
@@ -5437,12 +5624,12 @@
       <w:pPr>
         <w:pStyle w:val="Heading2"/>
       </w:pPr>
-      <w:bookmarkStart w:id="9" w:name="_Toc225343628"/>
+      <w:bookmarkStart w:id="10" w:name="_Toc226748665"/>
       <w:r>
         <w:lastRenderedPageBreak/>
         <w:t>no-reply@us.greenhouse-mail.io</w:t>
       </w:r>
-      <w:bookmarkEnd w:id="9"/>
+      <w:bookmarkEnd w:id="10"/>
     </w:p>
     <w:p>
       <w:hyperlink r:id="rId38" w:history="1">
@@ -5665,8 +5852,391 @@
         <w:t>.</w:t>
       </w:r>
     </w:p>
+    <w:p>
+      <w:pPr>
+        <w:pStyle w:val="Heading2"/>
+      </w:pPr>
+      <w:bookmarkStart w:id="11" w:name="_Toc226748666"/>
+      <w:r>
+        <w:lastRenderedPageBreak/>
+        <w:t>Little Bobby Tables</w:t>
+      </w:r>
+      <w:bookmarkEnd w:id="11"/>
+      <w:r>
+        <w:t xml:space="preserve"> </w:t>
+      </w:r>
+    </w:p>
+    <w:p>
+      <w:hyperlink r:id="rId41" w:history="1">
+        <w:r>
+          <w:rPr>
+            <w:rStyle w:val="Hyperlink"/>
+          </w:rPr>
+          <w:t>LinkedIn Post</w:t>
+        </w:r>
+      </w:hyperlink>
+    </w:p>
+    <w:p>
+      <w:r>
+        <w:t xml:space="preserve">All I wanted was to see my status on this job application.  I couldn’t even do that. </w:t>
+      </w:r>
+    </w:p>
+    <w:p/>
+    <w:p>
+      <w:pPr>
+        <w:ind w:left="720"/>
+      </w:pPr>
+      <w:r>
+        <w:t>Hey Aflac and SAP SuccessFactors, I hate to be that annoying person, but I am that annoying person.</w:t>
+      </w:r>
+      <w:r>
+        <w:br/>
+      </w:r>
+      <w:r>
+        <w:br/>
+        <w:t>I was just rejected for a Tech Business Analyst II role. I wasn't expecting to be hired.</w:t>
+      </w:r>
+      <w:r>
+        <w:br/>
+      </w:r>
+      <w:r>
+        <w:br/>
+        <w:t xml:space="preserve">However, I do hate the fact that I </w:t>
+      </w:r>
+      <w:r>
+        <w:t>cannot</w:t>
+      </w:r>
+      <w:r>
+        <w:t xml:space="preserve"> provide you technical issue details on an issue I'm seeing. I would have emailed the issue to you, but companies these days are so afraid of angry customers and spam bots, it prevents healthy feedback from getting to the teams that need it.</w:t>
+      </w:r>
+      <w:r>
+        <w:br/>
+      </w:r>
+      <w:r>
+        <w:br/>
+        <w:t>On the portal for reviewing this job application, it seems as if the includes for displaying data from the databases are not coded correctly. In the screenshot below, I see an out of place piece of code. It tells me something isn't parsing correctly. I don't know the coding backend, but I do know '); is something I shouldn't be seeing on this page. My gut says a command wasn't processed correctly because the end of command line is wrong.</w:t>
+      </w:r>
+      <w:r>
+        <w:br/>
+      </w:r>
+      <w:r>
+        <w:br/>
+        <w:t>As a result, this '); is showing to me as an output. The functionality of the page is compromised. I can't see any details of this application.</w:t>
+      </w:r>
+    </w:p>
+    <w:p/>
+    <w:p>
+      <w:r>
+        <w:rPr>
+          <w:noProof/>
+        </w:rPr>
+        <w:drawing>
+          <wp:inline distT="0" distB="0" distL="0" distR="0" wp14:anchorId="184568E7" wp14:editId="2385A7A3">
+            <wp:extent cx="5842379" cy="3007743"/>
+            <wp:effectExtent l="0" t="0" r="6350" b="2540"/>
+            <wp:docPr id="1401629853" name="Picture 1" descr="Issue"/>
+            <wp:cNvGraphicFramePr>
+              <a:graphicFrameLocks xmlns:a="http://schemas.openxmlformats.org/drawingml/2006/main" noChangeAspect="1"/>
+            </wp:cNvGraphicFramePr>
+            <a:graphic xmlns:a="http://schemas.openxmlformats.org/drawingml/2006/main">
+              <a:graphicData uri="http://schemas.openxmlformats.org/drawingml/2006/picture">
+                <pic:pic xmlns:pic="http://schemas.openxmlformats.org/drawingml/2006/picture">
+                  <pic:nvPicPr>
+                    <pic:cNvPr id="0" name="Picture 3" descr="Issue"/>
+                    <pic:cNvPicPr>
+                      <a:picLocks noChangeAspect="1" noChangeArrowheads="1"/>
+                    </pic:cNvPicPr>
+                  </pic:nvPicPr>
+                  <pic:blipFill>
+                    <a:blip r:embed="rId42">
+                      <a:extLst>
+                        <a:ext uri="{28A0092B-C50C-407E-A947-70E740481C1C}">
+                          <a14:useLocalDpi xmlns:a14="http://schemas.microsoft.com/office/drawing/2010/main" val="0"/>
+                        </a:ext>
+                      </a:extLst>
+                    </a:blip>
+                    <a:srcRect/>
+                    <a:stretch>
+                      <a:fillRect/>
+                    </a:stretch>
+                  </pic:blipFill>
+                  <pic:spPr bwMode="auto">
+                    <a:xfrm>
+                      <a:off x="0" y="0"/>
+                      <a:ext cx="5862255" cy="3017975"/>
+                    </a:xfrm>
+                    <a:prstGeom prst="rect">
+                      <a:avLst/>
+                    </a:prstGeom>
+                    <a:noFill/>
+                    <a:ln>
+                      <a:noFill/>
+                    </a:ln>
+                  </pic:spPr>
+                </pic:pic>
+              </a:graphicData>
+            </a:graphic>
+          </wp:inline>
+        </w:drawing>
+      </w:r>
+    </w:p>
+    <w:p/>
+    <w:p>
+      <w:r>
+        <w:rPr>
+          <w:b/>
+          <w:bCs/>
+        </w:rPr>
+        <w:lastRenderedPageBreak/>
+        <w:t>Why I mentioned this:</w:t>
+      </w:r>
+      <w:r>
+        <w:rPr>
+          <w:b/>
+          <w:bCs/>
+        </w:rPr>
+        <w:t xml:space="preserve"> </w:t>
+      </w:r>
+      <w:r>
+        <w:t xml:space="preserve">This issue prevented me from </w:t>
+      </w:r>
+      <w:proofErr w:type="gramStart"/>
+      <w:r>
+        <w:t>checking on</w:t>
+      </w:r>
+      <w:proofErr w:type="gramEnd"/>
+      <w:r>
+        <w:t xml:space="preserve"> my job application post </w:t>
+      </w:r>
+      <w:proofErr w:type="gramStart"/>
+      <w:r>
+        <w:t>turn</w:t>
+      </w:r>
+      <w:proofErr w:type="gramEnd"/>
+      <w:r>
+        <w:t xml:space="preserve"> down.</w:t>
+      </w:r>
+      <w:r>
+        <w:t xml:space="preserve"> </w:t>
+      </w:r>
+      <w:proofErr w:type="gramStart"/>
+      <w:r>
+        <w:t>Being that</w:t>
+      </w:r>
+      <w:proofErr w:type="gramEnd"/>
+      <w:r>
+        <w:t xml:space="preserve"> I have a coding background, I knew this was a problem.  The good thing about finding this issue is that a stranger was able to see </w:t>
+      </w:r>
+      <w:r>
+        <w:t xml:space="preserve">I had a good eye to catch it and explained what happened. </w:t>
+      </w:r>
+    </w:p>
+    <w:p>
+      <w:r>
+        <w:t xml:space="preserve">This is an example of </w:t>
+      </w:r>
+      <w:hyperlink r:id="rId43" w:history="1">
+        <w:r>
+          <w:rPr>
+            <w:rStyle w:val="Hyperlink"/>
+          </w:rPr>
+          <w:t>Little Bobby Tables</w:t>
+        </w:r>
+      </w:hyperlink>
+      <w:r>
+        <w:t xml:space="preserve"> issue. While no</w:t>
+      </w:r>
+      <w:r>
+        <w:t>t</w:t>
+      </w:r>
+      <w:r>
+        <w:t xml:space="preserve"> </w:t>
+      </w:r>
+      <w:r>
+        <w:t>quiet a S</w:t>
+      </w:r>
+      <w:r>
+        <w:t>QL injection</w:t>
+      </w:r>
+      <w:r>
+        <w:t xml:space="preserve">, it is an example of how bad code and bad standards </w:t>
+      </w:r>
+      <w:r>
+        <w:t>can leak into production.</w:t>
+      </w:r>
+    </w:p>
+    <w:p>
+      <w:r>
+        <w:br w:type="page"/>
+      </w:r>
+    </w:p>
+    <w:p>
+      <w:pPr>
+        <w:pStyle w:val="Heading2"/>
+      </w:pPr>
+      <w:bookmarkStart w:id="12" w:name="_Toc226748667"/>
+      <w:r>
+        <w:lastRenderedPageBreak/>
+        <w:t>The Pinterest Thumbnail</w:t>
+      </w:r>
+      <w:bookmarkEnd w:id="12"/>
+    </w:p>
+    <w:p>
+      <w:pPr>
+        <w:rPr>
+          <w:rStyle w:val="Hyperlink"/>
+        </w:rPr>
+      </w:pPr>
+      <w:r>
+        <w:fldChar w:fldCharType="begin"/>
+      </w:r>
+      <w:r>
+        <w:instrText>HYPERLINK "https://www.linkedin.com/posts/shawn-latta-7a5a7b6_qa-qamatters-qualityassurance-activity-7448111749838491648-nBiU?utm_source=share&amp;utm_medium=member_desktop&amp;rcm=ACoAAAE53a0BfP0MucyPVXKHCqDUuw7VjNZUVXs"</w:instrText>
+      </w:r>
+      <w:r>
+        <w:fldChar w:fldCharType="separate"/>
+      </w:r>
+      <w:r>
+        <w:rPr>
+          <w:rStyle w:val="Hyperlink"/>
+        </w:rPr>
+        <w:t>LinkedIn Post</w:t>
+      </w:r>
+    </w:p>
+    <w:p>
+      <w:r>
+        <w:fldChar w:fldCharType="end"/>
+      </w:r>
+    </w:p>
+    <w:p>
+      <w:pPr>
+        <w:ind w:left="720"/>
+      </w:pPr>
+      <w:r>
+        <w:t>Hey Phenom - I don't know who you are. You seem to be an AI generated ATS system Alight uses to power its employment section of their website. Is your AI team or human team responsible for this embarrassing item?</w:t>
+      </w:r>
+    </w:p>
+    <w:p>
+      <w:r>
+        <w:rPr>
+          <w:noProof/>
+        </w:rPr>
+        <w:drawing>
+          <wp:inline distT="0" distB="0" distL="0" distR="0" wp14:anchorId="1BD2BD77" wp14:editId="78135D66">
+            <wp:extent cx="6858000" cy="2352040"/>
+            <wp:effectExtent l="0" t="0" r="0" b="0"/>
+            <wp:docPr id="7242208" name="Picture 2" descr="There is a PINTEREST LOGO."/>
+            <wp:cNvGraphicFramePr>
+              <a:graphicFrameLocks xmlns:a="http://schemas.openxmlformats.org/drawingml/2006/main" noChangeAspect="1"/>
+            </wp:cNvGraphicFramePr>
+            <a:graphic xmlns:a="http://schemas.openxmlformats.org/drawingml/2006/main">
+              <a:graphicData uri="http://schemas.openxmlformats.org/drawingml/2006/picture">
+                <pic:pic xmlns:pic="http://schemas.openxmlformats.org/drawingml/2006/picture">
+                  <pic:nvPicPr>
+                    <pic:cNvPr id="0" name="Picture 5" descr="There is a PINTEREST LOGO."/>
+                    <pic:cNvPicPr>
+                      <a:picLocks noChangeAspect="1" noChangeArrowheads="1"/>
+                    </pic:cNvPicPr>
+                  </pic:nvPicPr>
+                  <pic:blipFill>
+                    <a:blip r:embed="rId44">
+                      <a:extLst>
+                        <a:ext uri="{28A0092B-C50C-407E-A947-70E740481C1C}">
+                          <a14:useLocalDpi xmlns:a14="http://schemas.microsoft.com/office/drawing/2010/main" val="0"/>
+                        </a:ext>
+                      </a:extLst>
+                    </a:blip>
+                    <a:srcRect/>
+                    <a:stretch>
+                      <a:fillRect/>
+                    </a:stretch>
+                  </pic:blipFill>
+                  <pic:spPr bwMode="auto">
+                    <a:xfrm>
+                      <a:off x="0" y="0"/>
+                      <a:ext cx="6858000" cy="2352040"/>
+                    </a:xfrm>
+                    <a:prstGeom prst="rect">
+                      <a:avLst/>
+                    </a:prstGeom>
+                    <a:noFill/>
+                    <a:ln>
+                      <a:noFill/>
+                    </a:ln>
+                  </pic:spPr>
+                </pic:pic>
+              </a:graphicData>
+            </a:graphic>
+          </wp:inline>
+        </w:drawing>
+      </w:r>
+    </w:p>
+    <w:p>
+      <w:pPr>
+        <w:ind w:left="720"/>
+      </w:pPr>
+      <w:r>
+        <w:t>The image for the Technology portion of jobs has on it a Pinterest symbol on it. It's not my browser. It is the image itself. See the image itself: https://lnkd.in/ef-Pz8pS</w:t>
+      </w:r>
+    </w:p>
+    <w:p>
+      <w:pPr>
+        <w:ind w:left="720"/>
+      </w:pPr>
+      <w:r>
+        <w:t xml:space="preserve">How did this get into a publication? Did the person needing a stock photo just use the PRINT SCREEN button while hovering over a page with the Pinterest button on the image, maybe while scrolling Pinterest? Did an AI system just pull the first Google image search item it found? </w:t>
+      </w:r>
+    </w:p>
+    <w:p>
+      <w:pPr>
+        <w:ind w:left="720"/>
+      </w:pPr>
+      <w:r>
+        <w:t xml:space="preserve">This one little example is why Quality Assurance Matters. It shows laziness in the </w:t>
+      </w:r>
+      <w:proofErr w:type="gramStart"/>
+      <w:r>
+        <w:t>processes</w:t>
+      </w:r>
+      <w:proofErr w:type="gramEnd"/>
+      <w:r>
+        <w:t>.</w:t>
+      </w:r>
+    </w:p>
+    <w:p>
+      <w:r>
+        <w:rPr>
+          <w:b/>
+          <w:bCs/>
+        </w:rPr>
+        <w:t>Why I mentioned this:</w:t>
+      </w:r>
+      <w:r>
+        <w:rPr>
+          <w:b/>
+          <w:bCs/>
+        </w:rPr>
+        <w:t xml:space="preserve"> </w:t>
+      </w:r>
+      <w:r>
+        <w:t>In a professional world, you want your</w:t>
+      </w:r>
+      <w:r>
+        <w:t xml:space="preserve"> functional and good looking. As the Little Bobby Tables example shows you </w:t>
+      </w:r>
+      <w:r>
+        <w:t>when bad code goes into the system, this example should when poor, lazy design is acceptable.</w:t>
+      </w:r>
+    </w:p>
+    <w:p/>
+    <w:p>
+      <w:r>
+        <w:br w:type="page"/>
+      </w:r>
+    </w:p>
+    <w:p/>
     <w:sectPr>
-      <w:footerReference w:type="default" r:id="rId41"/>
+      <w:footerReference w:type="default" r:id="rId45"/>
       <w:pgSz w:w="12240" w:h="15840"/>
       <w:pgMar w:top="720" w:right="720" w:bottom="720" w:left="720" w:header="720" w:footer="720" w:gutter="0"/>
       <w:cols w:space="720"/>
